--- a/docs/DESIGN.docx
+++ b/docs/DESIGN.docx
@@ -389,7 +389,33 @@
           <w:color w:val="131B1E"/>
           <w:sz w:val="21"/>
         </w:rPr>
-        <w:t>.</w:t>
+        <w:t xml:space="preserve">. </w:t>
+      </w:r>
+      <w:r>
+        <w:rPr>
+          <w:rFonts w:ascii="Georgia" w:hAnsi="Georgia"/>
+          <w:b/>
+          <w:color w:val="131B1E"/>
+          <w:sz w:val="21"/>
+        </w:rPr>
+        <w:t>`RUNBOOK.md` is how to run all of it</w:t>
+      </w:r>
+      <w:r>
+        <w:rPr>
+          <w:rFonts w:ascii="Georgia" w:hAnsi="Georgia"/>
+          <w:color w:val="131B1E"/>
+          <w:sz w:val="21"/>
+        </w:rPr>
+        <w:t xml:space="preserve">, and </w:t>
+      </w:r>
+      <w:r>
+        <w:rPr>
+          <w:rFonts w:ascii="Georgia" w:hAnsi="Georgia"/>
+          <w:b/>
+          <w:color w:val="131B1E"/>
+          <w:sz w:val="21"/>
+        </w:rPr>
+        <w:t>`ROADMAP.md` is what is left.</w:t>
       </w:r>
     </w:p>
     <w:tbl>
@@ -10278,6 +10304,62 @@
           <w:sz w:val="31"/>
         </w:rPr>
         <w:t>10. Open questions and known gaps</w:t>
+      </w:r>
+    </w:p>
+    <w:p>
+      <w:pPr>
+        <w:spacing w:before="160" w:after="200" w:line="288" w:lineRule="auto"/>
+        <w:ind w:left="173"/>
+        <w:shd w:val="clear" w:color="auto" w:fill="DCEAED"/>
+        <w:pBdr>
+          <w:left w:val="single" w:sz="18" w:space="8" w:color="0E5D6E"/>
+        </w:pBdr>
+      </w:pPr>
+      <w:r>
+        <w:rPr>
+          <w:rFonts w:ascii="Georgia" w:hAnsi="Georgia"/>
+          <w:b/>
+          <w:color w:val="131B1E"/>
+          <w:sz w:val="20"/>
+        </w:rPr>
+        <w:t xml:space="preserve">These are the </w:t>
+      </w:r>
+      <w:r>
+        <w:rPr>
+          <w:rFonts w:ascii="Georgia" w:hAnsi="Georgia"/>
+          <w:b/>
+          <w:i/>
+          <w:color w:val="131B1E"/>
+          <w:sz w:val="20"/>
+        </w:rPr>
+        <w:t>modelling</w:t>
+      </w:r>
+      <w:r>
+        <w:rPr>
+          <w:rFonts w:ascii="Georgia" w:hAnsi="Georgia"/>
+          <w:b/>
+          <w:color w:val="131B1E"/>
+          <w:sz w:val="20"/>
+        </w:rPr>
+        <w:t xml:space="preserve"> gaps. The full status list — including deployment, the four account actions everything waits on, and what "done" would mean — is in </w:t>
+      </w:r>
+      <w:r>
+        <w:rPr>
+          <w:rFonts w:ascii="Consolas" w:hAnsi="Consolas"/>
+          <w:b/>
+          <w:color w:val="0E5D6E"/>
+          <w:sz w:val="18"/>
+        </w:rPr>
+        <w:t>ROADMAP.md</w:t>
+      </w:r>
+      <w:r>
+        <w:rPr>
+          <w:rFonts w:ascii="Georgia" w:hAnsi="Georgia"/>
+          <w:b/>
+          <w:color w:val="131B1E"/>
+          <w:sz w:val="20"/>
+        </w:rPr>
+        <w:t>.</w:t>
       </w:r>
     </w:p>
     <w:p>
